--- a/EXPORT_IMPORT_REQUIREMENTS.docx
+++ b/EXPORT_IMPORT_REQUIREMENTS.docx
@@ -56,6 +56,28 @@
     <w:p>
       <w:r>
         <w:rPr>
+          <w:b/>
+        </w:rPr>
+        <w:t>Additions 2026-10-09: Microsoft Dynamics (R10) and one currency (R11) — AGREED</w:t>
+      </w:r>
+      <w:r>
+        <w:rPr>
+          <w:b w:val="0"/>
+        </w:rPr>
+        <w:t>, asked for by Boaz during the</w:t>
+      </w:r>
+    </w:p>
+    <w:p>
+      <w:r>
+        <w:rPr>
+          <w:b w:val="0"/>
+        </w:rPr>
+        <w:t>1.2.2.13 test (Q8 Dynamics 365 Sales, Q9 yes, Q10 header rows asked from his wife's company).</w:t>
+      </w:r>
+    </w:p>
+    <w:p>
+      <w:r>
+        <w:rPr>
           <w:b w:val="0"/>
         </w:rPr>
         <w:t>Date: 2026-10-09</w:t>
@@ -624,7 +646,19 @@
         <w:rPr>
           <w:b w:val="0"/>
         </w:rPr>
-        <w:t>. Then: accounts,</w:t>
+        <w:t xml:space="preserve">, </w:t>
+      </w:r>
+      <w:r>
+        <w:rPr>
+          <w:b/>
+        </w:rPr>
+        <w:t>Microsoft Dynamics</w:t>
+      </w:r>
+      <w:r>
+        <w:rPr>
+          <w:b w:val="0"/>
+        </w:rPr>
+        <w:t xml:space="preserve"> (R10). Then: accounts,</w:t>
       </w:r>
     </w:p>
     <w:p>
@@ -661,49 +695,63 @@
         <w:rPr>
           <w:b/>
         </w:rPr>
+        <w:t>CSV</w:t>
+      </w:r>
+      <w:r>
+        <w:rPr>
+          <w:b w:val="0"/>
+        </w:rPr>
+        <w:t xml:space="preserve">, </w:t>
+      </w:r>
+      <w:r>
+        <w:rPr>
+          <w:b/>
+        </w:rPr>
+        <w:t>HubSpot</w:t>
+      </w:r>
+      <w:r>
+        <w:rPr>
+          <w:b w:val="0"/>
+        </w:rPr>
+        <w:t xml:space="preserve">, </w:t>
+      </w:r>
+      <w:r>
+        <w:rPr>
+          <w:b/>
+        </w:rPr>
+        <w:t>Salesforce</w:t>
+      </w:r>
+      <w:r>
+        <w:rPr>
+          <w:b w:val="0"/>
+        </w:rPr>
+        <w:t xml:space="preserve">, </w:t>
+      </w:r>
+      <w:r>
+        <w:rPr>
+          <w:b/>
+        </w:rPr>
+        <w:t>Microsoft Dynamics</w:t>
+      </w:r>
+      <w:r>
+        <w:rPr>
+          <w:b w:val="0"/>
+        </w:rPr>
+        <w:t xml:space="preserve"> and, last, </w:t>
+      </w:r>
+      <w:r>
+        <w:rPr>
+          <w:b/>
+        </w:rPr>
         <w:t>Research workbook (.xlsx)</w:t>
       </w:r>
-      <w:r>
-        <w:rPr>
-          <w:b w:val="0"/>
-        </w:rPr>
-        <w:t xml:space="preserve">, </w:t>
-      </w:r>
-      <w:r>
-        <w:rPr>
-          <w:b/>
-        </w:rPr>
-        <w:t>CSV</w:t>
-      </w:r>
-      <w:r>
-        <w:rPr>
-          <w:b w:val="0"/>
-        </w:rPr>
-        <w:t xml:space="preserve">, </w:t>
-      </w:r>
-      <w:r>
-        <w:rPr>
-          <w:b/>
-        </w:rPr>
-        <w:t>HubSpot</w:t>
-      </w:r>
-      <w:r>
-        <w:rPr>
-          <w:b w:val="0"/>
-        </w:rPr>
-        <w:t xml:space="preserve">, </w:t>
-      </w:r>
-      <w:r>
-        <w:rPr>
-          <w:b/>
-        </w:rPr>
-        <w:t>Salesforce</w:t>
-      </w:r>
-      <w:r>
-        <w:rPr>
-          <w:b w:val="0"/>
-        </w:rPr>
-        <w:t>. The file</w:t>
+    </w:p>
+    <w:p>
+      <w:r>
+        <w:rPr>
+          <w:b w:val="0"/>
+        </w:rPr>
+        <w:t xml:space="preserve">  (1.2.2.13: research now runs inside SalesTeam, so the workbook is rarely needed). The file</w:t>
       </w:r>
     </w:p>
     <w:p>
@@ -1885,7 +1933,7 @@
         <w:rPr>
           <w:b w:val="0"/>
         </w:rPr>
-        <w:t>R8 — CSV import (SalesTeam's own columns)</w:t>
+        <w:t>R10 — Microsoft Dynamics 365 Sales (PROPOSED 2026-10-09)</w:t>
       </w:r>
     </w:p>
     <w:p>
@@ -1896,7 +1944,43 @@
         <w:rPr>
           <w:b w:val="0"/>
         </w:rPr>
-        <w:t>R8.1 A CSV made by SalesTeam's own Export (or the same columns, e.g. edited in Excel) can be imported.</w:t>
+        <w:t xml:space="preserve">R10.1 </w:t>
+      </w:r>
+      <w:r>
+        <w:rPr>
+          <w:b/>
+        </w:rPr>
+        <w:t>Export:</w:t>
+      </w:r>
+      <w:r>
+        <w:rPr>
+          <w:b w:val="0"/>
+        </w:rPr>
+        <w:t xml:space="preserve"> two files, </w:t>
+      </w:r>
+      <w:r>
+        <w:rPr>
+          <w:b/>
+        </w:rPr>
+        <w:t>Accounts</w:t>
+      </w:r>
+      <w:r>
+        <w:rPr>
+          <w:b w:val="0"/>
+        </w:rPr>
+        <w:t xml:space="preserve"> and </w:t>
+      </w:r>
+      <w:r>
+        <w:rPr>
+          <w:b/>
+        </w:rPr>
+        <w:t>Contacts</w:t>
+      </w:r>
+      <w:r>
+        <w:rPr>
+          <w:b w:val="0"/>
+        </w:rPr>
+        <w:t>, with Dynamics 365 Sales' own column names (Account</w:t>
       </w:r>
     </w:p>
     <w:p>
@@ -1904,7 +1988,263 @@
         <w:rPr>
           <w:b w:val="0"/>
         </w:rPr>
-        <w:t xml:space="preserve">  Follows R2–R6. This lets a team move data between SalesTeam installs without a full backup.</w:t>
+        <w:t xml:space="preserve">  Name, Website, Industry, Number of Employees, Annual Revenue, Address 1: City, Address 1: Country/Region,</w:t>
+      </w:r>
+    </w:p>
+    <w:p>
+      <w:r>
+        <w:rPr>
+          <w:b w:val="0"/>
+        </w:rPr>
+        <w:t xml:space="preserve">  Description; First Name, Last Name, Job Title, Email, Business Phone, Company Name, Address 1: City / Country,</w:t>
+      </w:r>
+    </w:p>
+    <w:p>
+      <w:r>
+        <w:rPr>
+          <w:b w:val="0"/>
+        </w:rPr>
+        <w:t xml:space="preserve">  LinkedIn as a description line), ready for Dynamics' Import Data wizard. The pop-up says to import Accounts</w:t>
+      </w:r>
+    </w:p>
+    <w:p>
+      <w:r>
+        <w:rPr>
+          <w:b w:val="0"/>
+        </w:rPr>
+        <w:t xml:space="preserve">  first, then Contacts (Company Name links each contact to its account). Revenue in the display currency.</w:t>
+      </w:r>
+    </w:p>
+    <w:p>
+      <w:pPr>
+        <w:pStyle w:val="ListBullet"/>
+      </w:pPr>
+      <w:r>
+        <w:rPr>
+          <w:b w:val="0"/>
+        </w:rPr>
+        <w:t xml:space="preserve">R10.2 </w:t>
+      </w:r>
+      <w:r>
+        <w:rPr>
+          <w:b/>
+        </w:rPr>
+        <w:t>Import:</w:t>
+      </w:r>
+      <w:r>
+        <w:rPr>
+          <w:b w:val="0"/>
+        </w:rPr>
+        <w:t xml:space="preserve"> an Accounts or Contacts file exported from Dynamics with </w:t>
+      </w:r>
+      <w:r>
+        <w:rPr>
+          <w:b/>
+        </w:rPr>
+        <w:t>Export to Excel</w:t>
+      </w:r>
+      <w:r>
+        <w:rPr>
+          <w:b w:val="0"/>
+        </w:rPr>
+        <w:t xml:space="preserve"> (.xlsx) or as a</w:t>
+      </w:r>
+    </w:p>
+    <w:p>
+      <w:r>
+        <w:rPr>
+          <w:b w:val="0"/>
+        </w:rPr>
+        <w:t xml:space="preserve">  CSV. Columns recognised by Dynamics' display names and its field names (</w:t>
+      </w:r>
+      <w:r>
+        <w:rPr>
+          <w:rFonts w:ascii="Consolas" w:hAnsi="Consolas"/>
+          <w:b w:val="0"/>
+        </w:rPr>
+        <w:t>name</w:t>
+      </w:r>
+      <w:r>
+        <w:rPr>
+          <w:b w:val="0"/>
+        </w:rPr>
+        <w:t xml:space="preserve">, </w:t>
+      </w:r>
+      <w:r>
+        <w:rPr>
+          <w:rFonts w:ascii="Consolas" w:hAnsi="Consolas"/>
+          <w:b w:val="0"/>
+        </w:rPr>
+        <w:t>websiteurl</w:t>
+      </w:r>
+      <w:r>
+        <w:rPr>
+          <w:b w:val="0"/>
+        </w:rPr>
+        <w:t>,</w:t>
+      </w:r>
+    </w:p>
+    <w:p>
+      <w:r>
+        <w:rPr>
+          <w:b w:val="0"/>
+        </w:rPr>
+        <w:t xml:space="preserve">  </w:t>
+      </w:r>
+      <w:r>
+        <w:rPr>
+          <w:rFonts w:ascii="Consolas" w:hAnsi="Consolas"/>
+          <w:b w:val="0"/>
+        </w:rPr>
+        <w:t>numberofemployees</w:t>
+      </w:r>
+      <w:r>
+        <w:rPr>
+          <w:b w:val="0"/>
+        </w:rPr>
+        <w:t xml:space="preserve">, </w:t>
+      </w:r>
+      <w:r>
+        <w:rPr>
+          <w:rFonts w:ascii="Consolas" w:hAnsi="Consolas"/>
+          <w:b w:val="0"/>
+        </w:rPr>
+        <w:t>revenue</w:t>
+      </w:r>
+      <w:r>
+        <w:rPr>
+          <w:b w:val="0"/>
+        </w:rPr>
+        <w:t xml:space="preserve">, </w:t>
+      </w:r>
+      <w:r>
+        <w:rPr>
+          <w:rFonts w:ascii="Consolas" w:hAnsi="Consolas"/>
+          <w:b w:val="0"/>
+        </w:rPr>
+        <w:t>address1_city</w:t>
+      </w:r>
+      <w:r>
+        <w:rPr>
+          <w:b w:val="0"/>
+        </w:rPr>
+        <w:t xml:space="preserve">, </w:t>
+      </w:r>
+      <w:r>
+        <w:rPr>
+          <w:rFonts w:ascii="Consolas" w:hAnsi="Consolas"/>
+          <w:b w:val="0"/>
+        </w:rPr>
+        <w:t>address1_country</w:t>
+      </w:r>
+      <w:r>
+        <w:rPr>
+          <w:b w:val="0"/>
+        </w:rPr>
+        <w:t xml:space="preserve">, </w:t>
+      </w:r>
+      <w:r>
+        <w:rPr>
+          <w:rFonts w:ascii="Consolas" w:hAnsi="Consolas"/>
+          <w:b w:val="0"/>
+        </w:rPr>
+        <w:t>firstname</w:t>
+      </w:r>
+      <w:r>
+        <w:rPr>
+          <w:b w:val="0"/>
+        </w:rPr>
+        <w:t xml:space="preserve">, </w:t>
+      </w:r>
+      <w:r>
+        <w:rPr>
+          <w:rFonts w:ascii="Consolas" w:hAnsi="Consolas"/>
+          <w:b w:val="0"/>
+        </w:rPr>
+        <w:t>lastname</w:t>
+      </w:r>
+      <w:r>
+        <w:rPr>
+          <w:b w:val="0"/>
+        </w:rPr>
+        <w:t xml:space="preserve">, </w:t>
+      </w:r>
+      <w:r>
+        <w:rPr>
+          <w:rFonts w:ascii="Consolas" w:hAnsi="Consolas"/>
+          <w:b w:val="0"/>
+        </w:rPr>
+        <w:t>jobtitle</w:t>
+      </w:r>
+      <w:r>
+        <w:rPr>
+          <w:b w:val="0"/>
+        </w:rPr>
+        <w:t>,</w:t>
+      </w:r>
+    </w:p>
+    <w:p>
+      <w:r>
+        <w:rPr>
+          <w:b w:val="0"/>
+        </w:rPr>
+        <w:t xml:space="preserve">  </w:t>
+      </w:r>
+      <w:r>
+        <w:rPr>
+          <w:rFonts w:ascii="Consolas" w:hAnsi="Consolas"/>
+          <w:b w:val="0"/>
+        </w:rPr>
+        <w:t>emailaddress1</w:t>
+      </w:r>
+      <w:r>
+        <w:rPr>
+          <w:b w:val="0"/>
+        </w:rPr>
+        <w:t xml:space="preserve">, </w:t>
+      </w:r>
+      <w:r>
+        <w:rPr>
+          <w:rFonts w:ascii="Consolas" w:hAnsi="Consolas"/>
+          <w:b w:val="0"/>
+        </w:rPr>
+        <w:t>parentcustomerid</w:t>
+      </w:r>
+      <w:r>
+        <w:rPr>
+          <w:b w:val="0"/>
+        </w:rPr>
+        <w:t>). Dynamics' hidden "(Do Not Modify)" columns are ignored. Follows R2–R6.</w:t>
+      </w:r>
+    </w:p>
+    <w:p>
+      <w:pPr>
+        <w:pStyle w:val="ListBullet"/>
+      </w:pPr>
+      <w:r>
+        <w:rPr>
+          <w:b w:val="0"/>
+        </w:rPr>
+        <w:t>R10.3 Dynamics Leads and Opportunities are out of scope (as Salesforce Leads, Q6).</w:t>
+      </w:r>
+    </w:p>
+    <w:p>
+      <w:pPr>
+        <w:pStyle w:val="ListBullet"/>
+      </w:pPr>
+      <w:r>
+        <w:rPr>
+          <w:b w:val="0"/>
+        </w:rPr>
+        <w:t>R10.4 Like Salesforce, checked once against a real Dynamics 365 Sales environment before it ships (a free</w:t>
+      </w:r>
+    </w:p>
+    <w:p>
+      <w:r>
+        <w:rPr>
+          <w:b w:val="0"/>
+        </w:rPr>
+        <w:t xml:space="preserve">  trial, or a header-only sample file from a company that uses it - no customer data needed).</w:t>
       </w:r>
     </w:p>
     <w:p>
@@ -1915,7 +2255,7 @@
         <w:rPr>
           <w:b w:val="0"/>
         </w:rPr>
-        <w:t>R9 — Help, PRD, release notes</w:t>
+        <w:t>R11 — One currency (agreed 2026-10-09)</w:t>
       </w:r>
     </w:p>
     <w:p>
@@ -1926,7 +2266,7 @@
         <w:rPr>
           <w:b w:val="0"/>
         </w:rPr>
-        <w:t>R9.1 Help: one "Export and import" topic: what each format is for, "an import only adds", the Team Lead</w:t>
+        <w:t>R11.1 Revenues are shown and exported in the default currency (Change Settings &gt; Advanced &gt; Revenue &amp;</w:t>
       </w:r>
     </w:p>
     <w:p>
@@ -1934,7 +2274,7 @@
         <w:rPr>
           <w:b w:val="0"/>
         </w:rPr>
-        <w:t xml:space="preserve">  rule, where differences go.</w:t>
+        <w:t xml:space="preserve">  Currency, default USD, the Team Lead's in a team); the stored amount keeps its own currency.</w:t>
       </w:r>
     </w:p>
     <w:p>
@@ -1945,6 +2285,104 @@
         <w:rPr>
           <w:b w:val="0"/>
         </w:rPr>
+        <w:t>R11.2 Export column titles name the currency: "Global Revenue (USD)".</w:t>
+      </w:r>
+    </w:p>
+    <w:p>
+      <w:pPr>
+        <w:pStyle w:val="ListBullet"/>
+      </w:pPr>
+      <w:r>
+        <w:rPr>
+          <w:b w:val="0"/>
+        </w:rPr>
+        <w:t>R11.3 An import never assumes a currency: a per-row currency or one named in the column title is used;</w:t>
+      </w:r>
+    </w:p>
+    <w:p>
+      <w:r>
+        <w:rPr>
+          <w:b w:val="0"/>
+        </w:rPr>
+        <w:t xml:space="preserve">  otherwise the user must choose before Import is possible, and a plausibility check warns when the figures</w:t>
+      </w:r>
+    </w:p>
+    <w:p>
+      <w:r>
+        <w:rPr>
+          <w:b w:val="0"/>
+        </w:rPr>
+        <w:t xml:space="preserve">  look like another currency. (Design 8b, D13–D15.)</w:t>
+      </w:r>
+    </w:p>
+    <w:p>
+      <w:pPr>
+        <w:pStyle w:val="Heading3"/>
+      </w:pPr>
+      <w:r>
+        <w:rPr>
+          <w:b w:val="0"/>
+        </w:rPr>
+        <w:t>R8 — CSV import (SalesTeam's own columns)</w:t>
+      </w:r>
+    </w:p>
+    <w:p>
+      <w:pPr>
+        <w:pStyle w:val="ListBullet"/>
+      </w:pPr>
+      <w:r>
+        <w:rPr>
+          <w:b w:val="0"/>
+        </w:rPr>
+        <w:t>R8.1 A CSV made by SalesTeam's own Export (or the same columns, e.g. edited in Excel) can be imported.</w:t>
+      </w:r>
+    </w:p>
+    <w:p>
+      <w:r>
+        <w:rPr>
+          <w:b w:val="0"/>
+        </w:rPr>
+        <w:t xml:space="preserve">  Follows R2–R6. This lets a team move data between SalesTeam installs without a full backup.</w:t>
+      </w:r>
+    </w:p>
+    <w:p>
+      <w:pPr>
+        <w:pStyle w:val="Heading3"/>
+      </w:pPr>
+      <w:r>
+        <w:rPr>
+          <w:b w:val="0"/>
+        </w:rPr>
+        <w:t>R9 — Help, PRD, release notes</w:t>
+      </w:r>
+    </w:p>
+    <w:p>
+      <w:pPr>
+        <w:pStyle w:val="ListBullet"/>
+      </w:pPr>
+      <w:r>
+        <w:rPr>
+          <w:b w:val="0"/>
+        </w:rPr>
+        <w:t>R9.1 Help: one "Export and import" topic: what each format is for, "an import only adds", the Team Lead</w:t>
+      </w:r>
+    </w:p>
+    <w:p>
+      <w:r>
+        <w:rPr>
+          <w:b w:val="0"/>
+        </w:rPr>
+        <w:t xml:space="preserve">  rule, where differences go.</w:t>
+      </w:r>
+    </w:p>
+    <w:p>
+      <w:pPr>
+        <w:pStyle w:val="ListBullet"/>
+      </w:pPr>
+      <w:r>
+        <w:rPr>
+          <w:b w:val="0"/>
+        </w:rPr>
         <w:t>R9.2 PRD section for Export/Import updated; release notes for 1.2.3.</w:t>
       </w:r>
     </w:p>
@@ -1967,7 +2405,7 @@
         <w:rPr>
           <w:b w:val="0"/>
         </w:rPr>
-        <w:t>Live connections to HubSpot or Salesforce (API, sign-in, two-way sync) — files only.</w:t>
+        <w:t>Live connections to HubSpot, Salesforce or Dynamics (API, sign-in, two-way sync) — files only.</w:t>
       </w:r>
     </w:p>
     <w:p>
@@ -2311,6 +2749,140 @@
           <w:b w:val="0"/>
         </w:rPr>
         <w:t xml:space="preserve">  setting, default 10%.*</w:t>
+      </w:r>
+    </w:p>
+    <w:p>
+      <w:pPr>
+        <w:pStyle w:val="Heading3"/>
+      </w:pPr>
+      <w:r>
+        <w:rPr>
+          <w:b w:val="0"/>
+        </w:rPr>
+        <w:t>Added 2026-10-09 (Microsoft Dynamics) — open</w:t>
+      </w:r>
+    </w:p>
+    <w:p>
+      <w:pPr>
+        <w:pStyle w:val="ListBullet"/>
+      </w:pPr>
+      <w:r>
+        <w:rPr>
+          <w:b/>
+        </w:rPr>
+        <w:t>Q8</w:t>
+      </w:r>
+      <w:r>
+        <w:rPr>
+          <w:b w:val="0"/>
+        </w:rPr>
+        <w:t xml:space="preserve"> Which Dynamics? "Microsoft Dynamics" is two different products: </w:t>
+      </w:r>
+      <w:r>
+        <w:rPr>
+          <w:b/>
+        </w:rPr>
+        <w:t>Dynamics 365 Sales</w:t>
+      </w:r>
+      <w:r>
+        <w:rPr>
+          <w:b w:val="0"/>
+        </w:rPr>
+        <w:t xml:space="preserve"> (the CRM -</w:t>
+      </w:r>
+    </w:p>
+    <w:p>
+      <w:r>
+        <w:rPr>
+          <w:b w:val="0"/>
+        </w:rPr>
+        <w:t xml:space="preserve">  accounts, contacts, opportunities) and </w:t>
+      </w:r>
+      <w:r>
+        <w:rPr>
+          <w:b/>
+        </w:rPr>
+        <w:t>Dynamics 365 Business Central</w:t>
+      </w:r>
+      <w:r>
+        <w:rPr>
+          <w:b w:val="0"/>
+        </w:rPr>
+        <w:t xml:space="preserve"> (accounting/ERP - customers,</w:t>
+      </w:r>
+    </w:p>
+    <w:p>
+      <w:r>
+        <w:rPr>
+          <w:b w:val="0"/>
+        </w:rPr>
+        <w:t xml:space="preserve">  vendors). *Proposed: Dynamics 365 Sales.* Ask your wife's company which one they open to see their</w:t>
+      </w:r>
+    </w:p>
+    <w:p>
+      <w:r>
+        <w:rPr>
+          <w:b w:val="0"/>
+        </w:rPr>
+        <w:t xml:space="preserve">  customers and contacts.</w:t>
+      </w:r>
+    </w:p>
+    <w:p>
+      <w:pPr>
+        <w:pStyle w:val="ListBullet"/>
+      </w:pPr>
+      <w:r>
+        <w:rPr>
+          <w:b/>
+        </w:rPr>
+        <w:t>Q9</w:t>
+      </w:r>
+      <w:r>
+        <w:rPr>
+          <w:b w:val="0"/>
+        </w:rPr>
+        <w:t xml:space="preserve"> Same step as Salesforce (step 3, test builds 1.2.2.14+), both shipping in 1.2.3? *Proposed: yes.*</w:t>
+      </w:r>
+    </w:p>
+    <w:p>
+      <w:pPr>
+        <w:pStyle w:val="ListBullet"/>
+      </w:pPr>
+      <w:r>
+        <w:rPr>
+          <w:b/>
+        </w:rPr>
+        <w:t>Q10</w:t>
+      </w:r>
+      <w:r>
+        <w:rPr>
+          <w:b w:val="0"/>
+        </w:rPr>
+        <w:t xml:space="preserve"> For the live check: a free Dynamics 365 Sales trial (30 days, set up by you), or only the **column</w:t>
+      </w:r>
+    </w:p>
+    <w:p>
+      <w:r>
+        <w:rPr>
+          <w:b w:val="0"/>
+        </w:rPr>
+        <w:t xml:space="preserve">  header row** of an Accounts and a Contacts export from your wife's company (no data rows)? *Proposed: the</w:t>
+      </w:r>
+    </w:p>
+    <w:p>
+      <w:r>
+        <w:rPr>
+          <w:b w:val="0"/>
+        </w:rPr>
+        <w:t xml:space="preserve">  header rows first - they show the real column names her company's Dynamics uses, including any custom</w:t>
+      </w:r>
+    </w:p>
+    <w:p>
+      <w:r>
+        <w:rPr>
+          <w:b w:val="0"/>
+        </w:rPr>
+        <w:t xml:space="preserve">  columns - and the trial only if the import into Dynamics itself needs testing.*</w:t>
       </w:r>
     </w:p>
     <w:sectPr>
